--- a/Section 6 - Academic Coursework/IT295 CompTIA Project+ Cert Prep/module5-wbs-critical-path-lab/IT295_Module5_WBS_Lab_Justin_Martin.docx
+++ b/Section 6 - Academic Coursework/IT295 CompTIA Project+ Cert Prep/module5-wbs-critical-path-lab/IT295_Module5_WBS_Lab_Justin_Martin.docx
@@ -49,7 +49,7 @@
                 <w:sz w:val="18"/>
                 <w:szCs w:val="18"/>
               </w:rPr>
-              <w:t xml:space="preserve">IT249 COMPTIA PROJECT+ CERT PREP  |  MODULE 5</w:t>
+              <w:t xml:space="preserve">IT295 COMPTIA PROJECT+ CERT PREP  |  MODULE 5</w:t>
             </w:r>
           </w:p>
           <w:p>
@@ -5072,7 +5072,7 @@
         <w:sz w:val="16"/>
         <w:szCs w:val="16"/>
       </w:rPr>
-      <w:t xml:space="preserve">Justin Martin  |  IT249 Module 5 WBS Lab</w:t>
+      <w:t xml:space="preserve">Justin Martin  |  IT295 Module 5 WBS Lab</w:t>
     </w:r>
     <w:r>
       <w:rPr>
